--- a/manuscript/title_page_jbi.docx
+++ b/manuscript/title_page_jbi.docx
@@ -214,7 +214,7 @@
         <w:t xml:space="preserve"> </w:t>
       </w:r>
       <w:r>
-        <w:t xml:space="preserve">~ 4,400 words</w:t>
+        <w:t xml:space="preserve">~ 5,900 words</w:t>
       </w:r>
     </w:p>
     <w:p>

--- a/manuscript/title_page_jbi.docx
+++ b/manuscript/title_page_jbi.docx
@@ -250,7 +250,25 @@
         <w:t xml:space="preserve"> </w:t>
       </w:r>
       <w:r>
-        <w:t xml:space="preserve">3</w:t>
+        <w:t xml:space="preserve">2 main + 1 supplementary</w:t>
+      </w:r>
+    </w:p>
+    <w:p>
+      <w:pPr>
+        <w:pStyle w:val="BodyText"/>
+      </w:pPr>
+      <w:r>
+        <w:rPr>
+          <w:b/>
+          <w:bCs/>
+        </w:rPr>
+        <w:t xml:space="preserve">Display items (main figures + main tables).</w:t>
+      </w:r>
+      <w:r>
+        <w:t xml:space="preserve"> </w:t>
+      </w:r>
+      <w:r>
+        <w:t xml:space="preserve">8 (6 figures + 2 tables)</w:t>
       </w:r>
     </w:p>
     <w:p>
